--- a/core/static/core/templates/protocol_template.docx
+++ b/core/static/core/templates/protocol_template.docx
@@ -210,7 +210,31 @@
           <w:highlight w:val="yellow"/>
           <w:lang w:val="en-US" w:eastAsia="ru-RU"/>
         </w:rPr>
-        <w:t>Sample.report_prepared_date | format("«DD» MMMM YYYY")</w:t>
+        <w:t xml:space="preserve">Sample.report_prepared_date | </w:t>
+      </w:r>
+      <w:proofErr w:type="gramStart"/>
+      <w:r>
+        <w:rPr>
+          <w:rFonts w:ascii="Arial" w:eastAsia="Times New Roman" w:hAnsi="Arial" w:cs="Arial"/>
+          <w:color w:val="auto"/>
+          <w:sz w:val="22"/>
+          <w:szCs w:val="24"/>
+          <w:highlight w:val="yellow"/>
+          <w:lang w:val="en-US" w:eastAsia="ru-RU"/>
+        </w:rPr>
+        <w:t>format(</w:t>
+      </w:r>
+      <w:proofErr w:type="gramEnd"/>
+      <w:r>
+        <w:rPr>
+          <w:rFonts w:ascii="Arial" w:eastAsia="Times New Roman" w:hAnsi="Arial" w:cs="Arial"/>
+          <w:color w:val="auto"/>
+          <w:sz w:val="22"/>
+          <w:szCs w:val="24"/>
+          <w:highlight w:val="yellow"/>
+          <w:lang w:val="en-US" w:eastAsia="ru-RU"/>
+        </w:rPr>
+        <w:t>"«DD» MMMM YYYY")</w:t>
       </w:r>
       <w:r>
         <w:rPr>
@@ -302,6 +326,7 @@
                 <w:rFonts w:ascii="Arial" w:hAnsi="Arial" w:cs="Arial"/>
                 <w:sz w:val="22"/>
                 <w:highlight w:val="yellow"/>
+                <w:lang w:val="en-US"/>
               </w:rPr>
             </w:pPr>
             <w:r>
@@ -310,9 +335,32 @@
                 <w:color w:val="5A6A7E"/>
                 <w:szCs w:val="20"/>
                 <w:highlight w:val="yellow"/>
+                <w:lang w:val="en-US"/>
               </w:rPr>
               <w:t>Sample.client.name</w:t>
             </w:r>
+            <w:r>
+              <w:rPr>
+                <w:rFonts w:ascii="Arial" w:hAnsi="Arial" w:cs="Arial"/>
+                <w:color w:val="5A6A7E"/>
+                <w:szCs w:val="20"/>
+                <w:highlight w:val="yellow"/>
+                <w:lang w:val="en-US"/>
+              </w:rPr>
+              <w:t xml:space="preserve">, </w:t>
+            </w:r>
+            <w:proofErr w:type="gramStart"/>
+            <w:r>
+              <w:rPr>
+                <w:rFonts w:ascii="Arial" w:hAnsi="Arial" w:cs="Arial"/>
+                <w:color w:val="5A6A7E"/>
+                <w:szCs w:val="20"/>
+                <w:highlight w:val="yellow"/>
+                <w:lang w:val="en-US"/>
+              </w:rPr>
+              <w:t>Sample.client.address</w:t>
+            </w:r>
+            <w:proofErr w:type="gramEnd"/>
           </w:p>
         </w:tc>
       </w:tr>
@@ -355,6 +403,7 @@
               <w:rPr>
                 <w:rFonts w:ascii="Arial" w:hAnsi="Arial" w:cs="Arial"/>
                 <w:sz w:val="22"/>
+                <w:lang w:val="en-US"/>
               </w:rPr>
             </w:pPr>
           </w:p>
@@ -408,7 +457,31 @@
                 <w:shd w:val="clear" w:color="auto" w:fill="FFFFFF"/>
                 <w:lang w:val="en-US"/>
               </w:rPr>
-              <w:t>Sample.sample_received_date | format("DD.MM.YYYY")</w:t>
+              <w:t xml:space="preserve">Sample.sample_received_date | </w:t>
+            </w:r>
+            <w:proofErr w:type="gramStart"/>
+            <w:r>
+              <w:rPr>
+                <w:rFonts w:ascii="Segoe UI" w:hAnsi="Segoe UI" w:cs="Segoe UI"/>
+                <w:color w:val="555555"/>
+                <w:szCs w:val="20"/>
+                <w:highlight w:val="yellow"/>
+                <w:shd w:val="clear" w:color="auto" w:fill="FFFFFF"/>
+                <w:lang w:val="en-US"/>
+              </w:rPr>
+              <w:t>format(</w:t>
+            </w:r>
+            <w:proofErr w:type="gramEnd"/>
+            <w:r>
+              <w:rPr>
+                <w:rFonts w:ascii="Segoe UI" w:hAnsi="Segoe UI" w:cs="Segoe UI"/>
+                <w:color w:val="555555"/>
+                <w:szCs w:val="20"/>
+                <w:highlight w:val="yellow"/>
+                <w:shd w:val="clear" w:color="auto" w:fill="FFFFFF"/>
+                <w:lang w:val="en-US"/>
+              </w:rPr>
+              <w:t>"DD.MM.YYYY")</w:t>
             </w:r>
           </w:p>
         </w:tc>
@@ -595,7 +668,37 @@
                 <w:highlight w:val="yellow"/>
                 <w:lang w:val="en-US" w:eastAsia="ru-RU"/>
               </w:rPr>
-              <w:t>FOR std IN Sample.standards.all(): std.code + " " +</w:t>
+              <w:t xml:space="preserve">FOR std IN </w:t>
+            </w:r>
+            <w:proofErr w:type="gramStart"/>
+            <w:r>
+              <w:rPr>
+                <w:rFonts w:ascii="Arial" w:eastAsia="Times New Roman" w:hAnsi="Arial" w:cs="Arial"/>
+                <w:b/>
+                <w:bCs/>
+                <w:color w:val="8D99A8"/>
+                <w:spacing w:val="3"/>
+                <w:sz w:val="18"/>
+                <w:szCs w:val="18"/>
+                <w:highlight w:val="yellow"/>
+                <w:lang w:val="en-US" w:eastAsia="ru-RU"/>
+              </w:rPr>
+              <w:t>Sample.standards.all(</w:t>
+            </w:r>
+            <w:proofErr w:type="gramEnd"/>
+            <w:r>
+              <w:rPr>
+                <w:rFonts w:ascii="Arial" w:eastAsia="Times New Roman" w:hAnsi="Arial" w:cs="Arial"/>
+                <w:b/>
+                <w:bCs/>
+                <w:color w:val="8D99A8"/>
+                <w:spacing w:val="3"/>
+                <w:sz w:val="18"/>
+                <w:szCs w:val="18"/>
+                <w:highlight w:val="yellow"/>
+                <w:lang w:val="en-US" w:eastAsia="ru-RU"/>
+              </w:rPr>
+              <w:t>): std.code + " " +</w:t>
             </w:r>
             <w:r>
               <w:rPr>
@@ -751,7 +854,31 @@
                 <w:shd w:val="clear" w:color="auto" w:fill="FFFFFF"/>
                 <w:lang w:val="en-US"/>
               </w:rPr>
-              <w:t>Sample.testing_start_datetime | format("DD.MM.YYYY")</w:t>
+              <w:t xml:space="preserve">Sample.testing_start_datetime | </w:t>
+            </w:r>
+            <w:proofErr w:type="gramStart"/>
+            <w:r>
+              <w:rPr>
+                <w:rFonts w:ascii="Segoe UI" w:hAnsi="Segoe UI" w:cs="Segoe UI"/>
+                <w:color w:val="555555"/>
+                <w:szCs w:val="20"/>
+                <w:highlight w:val="yellow"/>
+                <w:shd w:val="clear" w:color="auto" w:fill="FFFFFF"/>
+                <w:lang w:val="en-US"/>
+              </w:rPr>
+              <w:t>format(</w:t>
+            </w:r>
+            <w:proofErr w:type="gramEnd"/>
+            <w:r>
+              <w:rPr>
+                <w:rFonts w:ascii="Segoe UI" w:hAnsi="Segoe UI" w:cs="Segoe UI"/>
+                <w:color w:val="555555"/>
+                <w:szCs w:val="20"/>
+                <w:highlight w:val="yellow"/>
+                <w:shd w:val="clear" w:color="auto" w:fill="FFFFFF"/>
+                <w:lang w:val="en-US"/>
+              </w:rPr>
+              <w:t>"DD.MM.YYYY")</w:t>
             </w:r>
           </w:p>
         </w:tc>
@@ -954,12 +1081,21 @@
               </w:rPr>
               <w:t xml:space="preserve">. № </w:t>
             </w:r>
-            <w:r>
-              <w:rPr>
-                <w:highlight w:val="yellow"/>
-                <w:lang w:val="en-US"/>
-              </w:rPr>
-              <w:t>eq.factory_number</w:t>
+            <w:proofErr w:type="gramStart"/>
+            <w:r>
+              <w:rPr>
+                <w:highlight w:val="yellow"/>
+                <w:lang w:val="en-US"/>
+              </w:rPr>
+              <w:t>eq.factory</w:t>
+            </w:r>
+            <w:proofErr w:type="gramEnd"/>
+            <w:r>
+              <w:rPr>
+                <w:highlight w:val="yellow"/>
+                <w:lang w:val="en-US"/>
+              </w:rPr>
+              <w:t>_number</w:t>
             </w:r>
             <w:r>
               <w:rPr>
@@ -967,6 +1103,7 @@
               </w:rPr>
               <w:t xml:space="preserve">. </w:t>
             </w:r>
+            <w:proofErr w:type="gramStart"/>
             <w:r>
               <w:rPr>
                 <w:highlight w:val="yellow"/>
@@ -974,6 +1111,7 @@
               </w:rPr>
               <w:t>eq.notes</w:t>
             </w:r>
+            <w:proofErr w:type="gramEnd"/>
             <w:r>
               <w:rPr>
                 <w:highlight w:val="yellow"/>
@@ -993,14 +1131,7 @@
                 <w:highlight w:val="yellow"/>
                 <w:lang w:val="en-US"/>
               </w:rPr>
-              <w:t xml:space="preserve">eq. </w:t>
-            </w:r>
-            <w:r>
-              <w:rPr>
-                <w:highlight w:val="yellow"/>
-                <w:lang w:val="en-US"/>
-              </w:rPr>
-              <w:t>modifications</w:t>
+              <w:t>eq. modifications</w:t>
             </w:r>
             <w:r>
               <w:rPr>
@@ -1040,6 +1171,7 @@
               </w:rPr>
               <w:t xml:space="preserve">: </w:t>
             </w:r>
+            <w:proofErr w:type="gramStart"/>
             <w:r>
               <w:rPr>
                 <w:b/>
@@ -1050,7 +1182,20 @@
                 <w:highlight w:val="yellow"/>
                 <w:lang w:val="en-US"/>
               </w:rPr>
-              <w:t>eq.maintenance_history.filter(maintenance_type="VERIFICATION").order_by("-maintenance_date").first()</w:t>
+              <w:t>eq.maintenance</w:t>
+            </w:r>
+            <w:proofErr w:type="gramEnd"/>
+            <w:r>
+              <w:rPr>
+                <w:b/>
+                <w:bCs/>
+                <w:color w:val="1A2332"/>
+                <w:sz w:val="23"/>
+                <w:szCs w:val="23"/>
+                <w:highlight w:val="yellow"/>
+                <w:lang w:val="en-US"/>
+              </w:rPr>
+              <w:t>_history.filter(maintenance_type="VERIFICATION").order_by("-maintenance_date").first()</w:t>
             </w:r>
             <w:r>
               <w:rPr>
@@ -1218,8 +1363,6 @@
               </w:rPr>
               <w:t>s</w:t>
             </w:r>
-            <w:bookmarkStart w:id="0" w:name="_GoBack"/>
-            <w:bookmarkEnd w:id="0"/>
           </w:p>
         </w:tc>
       </w:tr>
@@ -1241,31 +1384,9 @@
           <w:highlight w:val="yellow"/>
           <w:lang w:val="en-US"/>
         </w:rPr>
-        <w:t>request.user.position</w:t>
-      </w:r>
-      <w:r>
-        <w:rPr>
-          <w:rFonts w:ascii="Arial" w:hAnsi="Arial" w:cs="Arial"/>
-          <w:sz w:val="22"/>
-          <w:lang w:val="en-US"/>
-        </w:rPr>
-        <w:t xml:space="preserve"> </w:t>
-      </w:r>
-      <w:r>
-        <w:rPr>
-          <w:rFonts w:ascii="Arial" w:hAnsi="Arial" w:cs="Arial"/>
-          <w:sz w:val="22"/>
-        </w:rPr>
-        <w:t>ИЛ</w:t>
-      </w:r>
-      <w:r>
-        <w:rPr>
-          <w:rFonts w:ascii="Arial" w:hAnsi="Arial" w:cs="Arial"/>
-          <w:sz w:val="22"/>
-          <w:lang w:val="en-US"/>
-        </w:rPr>
-        <w:t xml:space="preserve"> </w:t>
-      </w:r>
+        <w:t>request.</w:t>
+      </w:r>
+      <w:proofErr w:type="gramStart"/>
       <w:r>
         <w:rPr>
           <w:rFonts w:ascii="Arial" w:hAnsi="Arial" w:cs="Arial"/>
@@ -1273,15 +1394,31 @@
           <w:highlight w:val="yellow"/>
           <w:lang w:val="en-US"/>
         </w:rPr>
-        <w:t>Sample.laboratory.code</w:t>
-      </w:r>
+        <w:t>user.position</w:t>
+      </w:r>
+      <w:proofErr w:type="gramEnd"/>
       <w:r>
         <w:rPr>
           <w:rFonts w:ascii="Arial" w:hAnsi="Arial" w:cs="Arial"/>
           <w:sz w:val="22"/>
           <w:lang w:val="en-US"/>
         </w:rPr>
-        <w:t xml:space="preserve">                                                     ______________ /</w:t>
+        <w:t xml:space="preserve"> </w:t>
+      </w:r>
+      <w:r>
+        <w:rPr>
+          <w:rFonts w:ascii="Arial" w:hAnsi="Arial" w:cs="Arial"/>
+          <w:sz w:val="22"/>
+        </w:rPr>
+        <w:t>ИЛ</w:t>
+      </w:r>
+      <w:r>
+        <w:rPr>
+          <w:rFonts w:ascii="Arial" w:hAnsi="Arial" w:cs="Arial"/>
+          <w:sz w:val="22"/>
+          <w:lang w:val="en-US"/>
+        </w:rPr>
+        <w:t xml:space="preserve"> </w:t>
       </w:r>
       <w:r>
         <w:rPr>
@@ -1290,15 +1427,31 @@
           <w:highlight w:val="yellow"/>
           <w:lang w:val="en-US"/>
         </w:rPr>
-        <w:t>request.user | format("</w:t>
+        <w:t>Sample.laboratory.</w:t>
+      </w:r>
+      <w:r>
+        <w:rPr>
+          <w:lang w:val="en-US"/>
+        </w:rPr>
+        <w:t xml:space="preserve"> </w:t>
       </w:r>
       <w:r>
         <w:rPr>
           <w:rFonts w:ascii="Arial" w:hAnsi="Arial" w:cs="Arial"/>
           <w:sz w:val="22"/>
-          <w:highlight w:val="yellow"/>
-        </w:rPr>
-        <w:t>И</w:t>
+          <w:lang w:val="en-US"/>
+        </w:rPr>
+        <w:t>code_display</w:t>
+      </w:r>
+      <w:bookmarkStart w:id="0" w:name="_GoBack"/>
+      <w:bookmarkEnd w:id="0"/>
+      <w:r>
+        <w:rPr>
+          <w:rFonts w:ascii="Arial" w:hAnsi="Arial" w:cs="Arial"/>
+          <w:sz w:val="22"/>
+          <w:lang w:val="en-US"/>
+        </w:rPr>
+        <w:t xml:space="preserve">                                                     ______________ /</w:t>
       </w:r>
       <w:r>
         <w:rPr>
@@ -1307,41 +1460,7 @@
           <w:highlight w:val="yellow"/>
           <w:lang w:val="en-US"/>
         </w:rPr>
-        <w:t>.</w:t>
-      </w:r>
-      <w:r>
-        <w:rPr>
-          <w:rFonts w:ascii="Arial" w:hAnsi="Arial" w:cs="Arial"/>
-          <w:sz w:val="22"/>
-          <w:highlight w:val="yellow"/>
-        </w:rPr>
-        <w:t>О</w:t>
-      </w:r>
-      <w:r>
-        <w:rPr>
-          <w:rFonts w:ascii="Arial" w:hAnsi="Arial" w:cs="Arial"/>
-          <w:sz w:val="22"/>
-          <w:highlight w:val="yellow"/>
-          <w:lang w:val="en-US"/>
-        </w:rPr>
-        <w:t xml:space="preserve">. </w:t>
-      </w:r>
-      <w:r>
-        <w:rPr>
-          <w:rFonts w:ascii="Arial" w:hAnsi="Arial" w:cs="Arial"/>
-          <w:sz w:val="22"/>
-          <w:highlight w:val="yellow"/>
-        </w:rPr>
-        <w:t>Фамилия</w:t>
-      </w:r>
-      <w:r>
-        <w:rPr>
-          <w:rFonts w:ascii="Arial" w:hAnsi="Arial" w:cs="Arial"/>
-          <w:sz w:val="22"/>
-          <w:highlight w:val="yellow"/>
-          <w:lang w:val="en-US"/>
-        </w:rPr>
-        <w:t>")</w:t>
+        <w:t>request.user</w:t>
       </w:r>
       <w:r>
         <w:rPr>
@@ -2862,6 +2981,7 @@
   <w:style w:type="character" w:default="1" w:styleId="a0">
     <w:name w:val="Default Paragraph Font"/>
     <w:uiPriority w:val="1"/>
+    <w:semiHidden/>
     <w:unhideWhenUsed/>
   </w:style>
   <w:style w:type="table" w:default="1" w:styleId="a1">
@@ -3440,7 +3560,7 @@
 </file>
 
 <file path=customXml/itemProps1.xml><?xml version="1.0" encoding="utf-8"?>
-<ds:datastoreItem xmlns:ds="http://schemas.openxmlformats.org/officeDocument/2006/customXml" ds:itemID="{D62DFF03-70E1-4DD5-A881-D05EEB1CC536}">
+<ds:datastoreItem xmlns:ds="http://schemas.openxmlformats.org/officeDocument/2006/customXml" ds:itemID="{D97B46E1-9FE8-4AB0-AD03-9F786AB48829}">
   <ds:schemaRefs>
     <ds:schemaRef ds:uri="http://schemas.openxmlformats.org/officeDocument/2006/bibliography"/>
   </ds:schemaRefs>

--- a/core/static/core/templates/protocol_template.docx
+++ b/core/static/core/templates/protocol_template.docx
@@ -201,6 +201,7 @@
         </w:rPr>
         <w:t xml:space="preserve"> </w:t>
       </w:r>
+      <w:proofErr w:type="spellStart"/>
       <w:r>
         <w:rPr>
           <w:rFonts w:ascii="Arial" w:eastAsia="Times New Roman" w:hAnsi="Arial" w:cs="Arial"/>
@@ -210,9 +211,9 @@
           <w:highlight w:val="yellow"/>
           <w:lang w:val="en-US" w:eastAsia="ru-RU"/>
         </w:rPr>
-        <w:t xml:space="preserve">Sample.report_prepared_date | </w:t>
-      </w:r>
-      <w:proofErr w:type="gramStart"/>
+        <w:t>Sample.report_prepared_date</w:t>
+      </w:r>
+      <w:proofErr w:type="spellEnd"/>
       <w:r>
         <w:rPr>
           <w:rFonts w:ascii="Arial" w:eastAsia="Times New Roman" w:hAnsi="Arial" w:cs="Arial"/>
@@ -222,19 +223,7 @@
           <w:highlight w:val="yellow"/>
           <w:lang w:val="en-US" w:eastAsia="ru-RU"/>
         </w:rPr>
-        <w:t>format(</w:t>
-      </w:r>
-      <w:proofErr w:type="gramEnd"/>
-      <w:r>
-        <w:rPr>
-          <w:rFonts w:ascii="Arial" w:eastAsia="Times New Roman" w:hAnsi="Arial" w:cs="Arial"/>
-          <w:color w:val="auto"/>
-          <w:sz w:val="22"/>
-          <w:szCs w:val="24"/>
-          <w:highlight w:val="yellow"/>
-          <w:lang w:val="en-US" w:eastAsia="ru-RU"/>
-        </w:rPr>
-        <w:t>"«DD» MMMM YYYY")</w:t>
+        <w:t xml:space="preserve"> | format("«DD» MMMM YYYY")</w:t>
       </w:r>
       <w:r>
         <w:rPr>
@@ -349,7 +338,7 @@
               </w:rPr>
               <w:t xml:space="preserve">, </w:t>
             </w:r>
-            <w:proofErr w:type="gramStart"/>
+            <w:proofErr w:type="spellStart"/>
             <w:r>
               <w:rPr>
                 <w:rFonts w:ascii="Arial" w:hAnsi="Arial" w:cs="Arial"/>
@@ -360,7 +349,7 @@
               </w:rPr>
               <w:t>Sample.client.address</w:t>
             </w:r>
-            <w:proofErr w:type="gramEnd"/>
+            <w:proofErr w:type="spellEnd"/>
           </w:p>
         </w:tc>
       </w:tr>
@@ -448,6 +437,7 @@
                 <w:lang w:val="en-US"/>
               </w:rPr>
             </w:pPr>
+            <w:proofErr w:type="spellStart"/>
             <w:r>
               <w:rPr>
                 <w:rFonts w:ascii="Segoe UI" w:hAnsi="Segoe UI" w:cs="Segoe UI"/>
@@ -457,9 +447,9 @@
                 <w:shd w:val="clear" w:color="auto" w:fill="FFFFFF"/>
                 <w:lang w:val="en-US"/>
               </w:rPr>
-              <w:t xml:space="preserve">Sample.sample_received_date | </w:t>
-            </w:r>
-            <w:proofErr w:type="gramStart"/>
+              <w:t>Sample.sample_received_date</w:t>
+            </w:r>
+            <w:proofErr w:type="spellEnd"/>
             <w:r>
               <w:rPr>
                 <w:rFonts w:ascii="Segoe UI" w:hAnsi="Segoe UI" w:cs="Segoe UI"/>
@@ -469,19 +459,7 @@
                 <w:shd w:val="clear" w:color="auto" w:fill="FFFFFF"/>
                 <w:lang w:val="en-US"/>
               </w:rPr>
-              <w:t>format(</w:t>
-            </w:r>
-            <w:proofErr w:type="gramEnd"/>
-            <w:r>
-              <w:rPr>
-                <w:rFonts w:ascii="Segoe UI" w:hAnsi="Segoe UI" w:cs="Segoe UI"/>
-                <w:color w:val="555555"/>
-                <w:szCs w:val="20"/>
-                <w:highlight w:val="yellow"/>
-                <w:shd w:val="clear" w:color="auto" w:fill="FFFFFF"/>
-                <w:lang w:val="en-US"/>
-              </w:rPr>
-              <w:t>"DD.MM.YYYY")</w:t>
+              <w:t xml:space="preserve"> | format("DD.MM.YYYY")</w:t>
             </w:r>
           </w:p>
         </w:tc>
@@ -530,6 +508,7 @@
                 <w:sz w:val="22"/>
               </w:rPr>
             </w:pPr>
+            <w:proofErr w:type="spellStart"/>
             <w:r>
               <w:rPr>
                 <w:rFonts w:ascii="Segoe UI" w:hAnsi="Segoe UI" w:cs="Segoe UI"/>
@@ -540,6 +519,7 @@
               </w:rPr>
               <w:t>Sample.object_id</w:t>
             </w:r>
+            <w:proofErr w:type="spellEnd"/>
           </w:p>
         </w:tc>
       </w:tr>
@@ -593,6 +573,7 @@
                 <w:sz w:val="22"/>
               </w:rPr>
             </w:pPr>
+            <w:proofErr w:type="spellStart"/>
             <w:r>
               <w:rPr>
                 <w:rFonts w:ascii="Segoe UI" w:hAnsi="Segoe UI" w:cs="Segoe UI"/>
@@ -603,6 +584,7 @@
               </w:rPr>
               <w:t>Sample.cipher</w:t>
             </w:r>
+            <w:proofErr w:type="spellEnd"/>
           </w:p>
         </w:tc>
       </w:tr>
@@ -670,7 +652,7 @@
               </w:rPr>
               <w:t xml:space="preserve">FOR std IN </w:t>
             </w:r>
-            <w:proofErr w:type="gramStart"/>
+            <w:proofErr w:type="spellStart"/>
             <w:r>
               <w:rPr>
                 <w:rFonts w:ascii="Arial" w:eastAsia="Times New Roman" w:hAnsi="Arial" w:cs="Arial"/>
@@ -683,9 +665,9 @@
                 <w:highlight w:val="yellow"/>
                 <w:lang w:val="en-US" w:eastAsia="ru-RU"/>
               </w:rPr>
-              <w:t>Sample.standards.all(</w:t>
-            </w:r>
-            <w:proofErr w:type="gramEnd"/>
+              <w:t>Sample.standards.all</w:t>
+            </w:r>
+            <w:proofErr w:type="spellEnd"/>
             <w:r>
               <w:rPr>
                 <w:rFonts w:ascii="Arial" w:eastAsia="Times New Roman" w:hAnsi="Arial" w:cs="Arial"/>
@@ -698,7 +680,37 @@
                 <w:highlight w:val="yellow"/>
                 <w:lang w:val="en-US" w:eastAsia="ru-RU"/>
               </w:rPr>
-              <w:t>): std.code + " " +</w:t>
+              <w:t xml:space="preserve">(): </w:t>
+            </w:r>
+            <w:proofErr w:type="spellStart"/>
+            <w:r>
+              <w:rPr>
+                <w:rFonts w:ascii="Arial" w:eastAsia="Times New Roman" w:hAnsi="Arial" w:cs="Arial"/>
+                <w:b/>
+                <w:bCs/>
+                <w:color w:val="8D99A8"/>
+                <w:spacing w:val="3"/>
+                <w:sz w:val="18"/>
+                <w:szCs w:val="18"/>
+                <w:highlight w:val="yellow"/>
+                <w:lang w:val="en-US" w:eastAsia="ru-RU"/>
+              </w:rPr>
+              <w:t>std.code</w:t>
+            </w:r>
+            <w:proofErr w:type="spellEnd"/>
+            <w:r>
+              <w:rPr>
+                <w:rFonts w:ascii="Arial" w:eastAsia="Times New Roman" w:hAnsi="Arial" w:cs="Arial"/>
+                <w:b/>
+                <w:bCs/>
+                <w:color w:val="8D99A8"/>
+                <w:spacing w:val="3"/>
+                <w:sz w:val="18"/>
+                <w:szCs w:val="18"/>
+                <w:highlight w:val="yellow"/>
+                <w:lang w:val="en-US" w:eastAsia="ru-RU"/>
+              </w:rPr>
+              <w:t xml:space="preserve"> + " " +</w:t>
             </w:r>
             <w:r>
               <w:rPr>
@@ -790,6 +802,7 @@
                 <w:lang w:eastAsia="ru-RU"/>
               </w:rPr>
             </w:pPr>
+            <w:proofErr w:type="spellStart"/>
             <w:r>
               <w:rPr>
                 <w:rFonts w:ascii="Segoe UI" w:hAnsi="Segoe UI" w:cs="Segoe UI"/>
@@ -800,6 +813,7 @@
               </w:rPr>
               <w:t>Sample.determined_parameters</w:t>
             </w:r>
+            <w:proofErr w:type="spellEnd"/>
           </w:p>
         </w:tc>
       </w:tr>
@@ -845,6 +859,7 @@
                 <w:lang w:val="en-US"/>
               </w:rPr>
             </w:pPr>
+            <w:proofErr w:type="spellStart"/>
             <w:r>
               <w:rPr>
                 <w:rFonts w:ascii="Segoe UI" w:hAnsi="Segoe UI" w:cs="Segoe UI"/>
@@ -854,9 +869,9 @@
                 <w:shd w:val="clear" w:color="auto" w:fill="FFFFFF"/>
                 <w:lang w:val="en-US"/>
               </w:rPr>
-              <w:t xml:space="preserve">Sample.testing_start_datetime | </w:t>
-            </w:r>
-            <w:proofErr w:type="gramStart"/>
+              <w:t>Sample.testing_start_datetime</w:t>
+            </w:r>
+            <w:proofErr w:type="spellEnd"/>
             <w:r>
               <w:rPr>
                 <w:rFonts w:ascii="Segoe UI" w:hAnsi="Segoe UI" w:cs="Segoe UI"/>
@@ -866,19 +881,7 @@
                 <w:shd w:val="clear" w:color="auto" w:fill="FFFFFF"/>
                 <w:lang w:val="en-US"/>
               </w:rPr>
-              <w:t>format(</w:t>
-            </w:r>
-            <w:proofErr w:type="gramEnd"/>
-            <w:r>
-              <w:rPr>
-                <w:rFonts w:ascii="Segoe UI" w:hAnsi="Segoe UI" w:cs="Segoe UI"/>
-                <w:color w:val="555555"/>
-                <w:szCs w:val="20"/>
-                <w:highlight w:val="yellow"/>
-                <w:shd w:val="clear" w:color="auto" w:fill="FFFFFF"/>
-                <w:lang w:val="en-US"/>
-              </w:rPr>
-              <w:t>"DD.MM.YYYY")</w:t>
+              <w:t xml:space="preserve"> | format("DD.MM.YYYY")</w:t>
             </w:r>
           </w:p>
         </w:tc>
@@ -1064,7 +1067,39 @@
                 <w:highlight w:val="yellow"/>
                 <w:lang w:val="en-US"/>
               </w:rPr>
-              <w:t>FOR eq IN (Sample.measuring_instruments ∪ Sample.testing_equipment): eq.name</w:t>
+              <w:t>FOR eq IN (</w:t>
+            </w:r>
+            <w:proofErr w:type="spellStart"/>
+            <w:r>
+              <w:rPr>
+                <w:highlight w:val="yellow"/>
+                <w:lang w:val="en-US"/>
+              </w:rPr>
+              <w:t>Sample.measuring_instruments</w:t>
+            </w:r>
+            <w:proofErr w:type="spellEnd"/>
+            <w:r>
+              <w:rPr>
+                <w:highlight w:val="yellow"/>
+                <w:lang w:val="en-US"/>
+              </w:rPr>
+              <w:t xml:space="preserve"> ∪ </w:t>
+            </w:r>
+            <w:proofErr w:type="spellStart"/>
+            <w:r>
+              <w:rPr>
+                <w:highlight w:val="yellow"/>
+                <w:lang w:val="en-US"/>
+              </w:rPr>
+              <w:t>Sample.testing_equipment</w:t>
+            </w:r>
+            <w:proofErr w:type="spellEnd"/>
+            <w:r>
+              <w:rPr>
+                <w:highlight w:val="yellow"/>
+                <w:lang w:val="en-US"/>
+              </w:rPr>
+              <w:t>): eq.name</w:t>
             </w:r>
             <w:r>
               <w:rPr>
@@ -1081,29 +1116,22 @@
               </w:rPr>
               <w:t xml:space="preserve">. № </w:t>
             </w:r>
-            <w:proofErr w:type="gramStart"/>
-            <w:r>
-              <w:rPr>
-                <w:highlight w:val="yellow"/>
-                <w:lang w:val="en-US"/>
-              </w:rPr>
-              <w:t>eq.factory</w:t>
-            </w:r>
-            <w:proofErr w:type="gramEnd"/>
-            <w:r>
-              <w:rPr>
-                <w:highlight w:val="yellow"/>
-                <w:lang w:val="en-US"/>
-              </w:rPr>
-              <w:t>_number</w:t>
-            </w:r>
+            <w:proofErr w:type="spellStart"/>
+            <w:r>
+              <w:rPr>
+                <w:highlight w:val="yellow"/>
+                <w:lang w:val="en-US"/>
+              </w:rPr>
+              <w:t>eq.factory_number</w:t>
+            </w:r>
+            <w:proofErr w:type="spellEnd"/>
             <w:r>
               <w:rPr>
                 <w:lang w:val="en-US"/>
               </w:rPr>
               <w:t xml:space="preserve">. </w:t>
             </w:r>
-            <w:proofErr w:type="gramStart"/>
+            <w:proofErr w:type="spellStart"/>
             <w:r>
               <w:rPr>
                 <w:highlight w:val="yellow"/>
@@ -1111,7 +1139,7 @@
               </w:rPr>
               <w:t>eq.notes</w:t>
             </w:r>
-            <w:proofErr w:type="gramEnd"/>
+            <w:proofErr w:type="spellEnd"/>
             <w:r>
               <w:rPr>
                 <w:highlight w:val="yellow"/>
@@ -1171,7 +1199,6 @@
               </w:rPr>
               <w:t xml:space="preserve">: </w:t>
             </w:r>
-            <w:proofErr w:type="gramStart"/>
             <w:r>
               <w:rPr>
                 <w:b/>
@@ -1182,20 +1209,7 @@
                 <w:highlight w:val="yellow"/>
                 <w:lang w:val="en-US"/>
               </w:rPr>
-              <w:t>eq.maintenance</w:t>
-            </w:r>
-            <w:proofErr w:type="gramEnd"/>
-            <w:r>
-              <w:rPr>
-                <w:b/>
-                <w:bCs/>
-                <w:color w:val="1A2332"/>
-                <w:sz w:val="23"/>
-                <w:szCs w:val="23"/>
-                <w:highlight w:val="yellow"/>
-                <w:lang w:val="en-US"/>
-              </w:rPr>
-              <w:t>_history.filter(maintenance_type="VERIFICATION").order_by("-maintenance_date").first()</w:t>
+              <w:t>eq.maintenance_history.filter(maintenance_type="VERIFICATION").order_by("-maintenance_date").first()</w:t>
             </w:r>
             <w:r>
               <w:rPr>
@@ -1212,12 +1226,21 @@
               </w:rPr>
               <w:t xml:space="preserve"> </w:t>
             </w:r>
-            <w:r>
-              <w:rPr>
-                <w:highlight w:val="yellow"/>
-                <w:lang w:val="en-US"/>
-              </w:rPr>
-              <w:t>maintenance.maintenance_date | format("DD.MM.YYYY")</w:t>
+            <w:proofErr w:type="spellStart"/>
+            <w:r>
+              <w:rPr>
+                <w:highlight w:val="yellow"/>
+                <w:lang w:val="en-US"/>
+              </w:rPr>
+              <w:t>maintenance.maintenance_date</w:t>
+            </w:r>
+            <w:proofErr w:type="spellEnd"/>
+            <w:r>
+              <w:rPr>
+                <w:highlight w:val="yellow"/>
+                <w:lang w:val="en-US"/>
+              </w:rPr>
+              <w:t xml:space="preserve"> | format("DD.MM.YYYY")</w:t>
             </w:r>
             <w:r>
               <w:rPr>
@@ -1234,12 +1257,21 @@
               </w:rPr>
               <w:t xml:space="preserve"> </w:t>
             </w:r>
-            <w:r>
-              <w:rPr>
-                <w:highlight w:val="yellow"/>
-                <w:lang w:val="en-US"/>
-              </w:rPr>
-              <w:t>maintenance.valid_until | format("DD.MM.YYYY")</w:t>
+            <w:proofErr w:type="spellStart"/>
+            <w:r>
+              <w:rPr>
+                <w:highlight w:val="yellow"/>
+                <w:lang w:val="en-US"/>
+              </w:rPr>
+              <w:t>maintenance.valid_until</w:t>
+            </w:r>
+            <w:proofErr w:type="spellEnd"/>
+            <w:r>
+              <w:rPr>
+                <w:highlight w:val="yellow"/>
+                <w:lang w:val="en-US"/>
+              </w:rPr>
+              <w:t xml:space="preserve"> | format("DD.MM.YYYY")</w:t>
             </w:r>
             <w:r>
               <w:rPr>
@@ -1341,6 +1373,7 @@
                 <w:lang w:val="en-US"/>
               </w:rPr>
             </w:pPr>
+            <w:proofErr w:type="spellStart"/>
             <w:r>
               <w:rPr>
                 <w:rFonts w:ascii="Segoe UI" w:hAnsi="Segoe UI" w:cs="Segoe UI"/>
@@ -1363,6 +1396,7 @@
               </w:rPr>
               <w:t>s</w:t>
             </w:r>
+            <w:proofErr w:type="spellEnd"/>
           </w:p>
         </w:tc>
       </w:tr>
@@ -1377,6 +1411,7 @@
           <w:lang w:val="en-US"/>
         </w:rPr>
       </w:pPr>
+      <w:proofErr w:type="spellStart"/>
       <w:r>
         <w:rPr>
           <w:rFonts w:ascii="Arial" w:hAnsi="Arial" w:cs="Arial"/>
@@ -1384,9 +1419,33 @@
           <w:highlight w:val="yellow"/>
           <w:lang w:val="en-US"/>
         </w:rPr>
-        <w:t>request.</w:t>
-      </w:r>
-      <w:proofErr w:type="gramStart"/>
+        <w:t>request.user.position</w:t>
+      </w:r>
+      <w:proofErr w:type="spellEnd"/>
+      <w:r>
+        <w:rPr>
+          <w:rFonts w:ascii="Arial" w:hAnsi="Arial" w:cs="Arial"/>
+          <w:sz w:val="22"/>
+          <w:lang w:val="en-US"/>
+        </w:rPr>
+        <w:t xml:space="preserve"> </w:t>
+      </w:r>
+      <w:r>
+        <w:rPr>
+          <w:rFonts w:ascii="Arial" w:hAnsi="Arial" w:cs="Arial"/>
+          <w:sz w:val="22"/>
+        </w:rPr>
+        <w:t>ИЛ</w:t>
+      </w:r>
+      <w:r>
+        <w:rPr>
+          <w:rFonts w:ascii="Arial" w:hAnsi="Arial" w:cs="Arial"/>
+          <w:sz w:val="22"/>
+          <w:lang w:val="en-US"/>
+        </w:rPr>
+        <w:t xml:space="preserve"> </w:t>
+      </w:r>
+      <w:proofErr w:type="spellStart"/>
       <w:r>
         <w:rPr>
           <w:rFonts w:ascii="Arial" w:hAnsi="Arial" w:cs="Arial"/>
@@ -1394,32 +1453,28 @@
           <w:highlight w:val="yellow"/>
           <w:lang w:val="en-US"/>
         </w:rPr>
-        <w:t>user.position</w:t>
-      </w:r>
-      <w:proofErr w:type="gramEnd"/>
+        <w:t>Sample.laboratory.</w:t>
+      </w:r>
+      <w:bookmarkStart w:id="0" w:name="_GoBack"/>
+      <w:bookmarkEnd w:id="0"/>
       <w:r>
         <w:rPr>
           <w:rFonts w:ascii="Arial" w:hAnsi="Arial" w:cs="Arial"/>
           <w:sz w:val="22"/>
           <w:lang w:val="en-US"/>
         </w:rPr>
-        <w:t xml:space="preserve"> </w:t>
-      </w:r>
-      <w:r>
-        <w:rPr>
-          <w:rFonts w:ascii="Arial" w:hAnsi="Arial" w:cs="Arial"/>
-          <w:sz w:val="22"/>
-        </w:rPr>
-        <w:t>ИЛ</w:t>
-      </w:r>
+        <w:t>code_display</w:t>
+      </w:r>
+      <w:proofErr w:type="spellEnd"/>
       <w:r>
         <w:rPr>
           <w:rFonts w:ascii="Arial" w:hAnsi="Arial" w:cs="Arial"/>
           <w:sz w:val="22"/>
           <w:lang w:val="en-US"/>
         </w:rPr>
-        <w:t xml:space="preserve"> </w:t>
-      </w:r>
+        <w:t xml:space="preserve">                                                     ______________ /</w:t>
+      </w:r>
+      <w:proofErr w:type="spellStart"/>
       <w:r>
         <w:rPr>
           <w:rFonts w:ascii="Arial" w:hAnsi="Arial" w:cs="Arial"/>
@@ -1427,41 +1482,9 @@
           <w:highlight w:val="yellow"/>
           <w:lang w:val="en-US"/>
         </w:rPr>
-        <w:t>Sample.laboratory.</w:t>
-      </w:r>
-      <w:r>
-        <w:rPr>
-          <w:lang w:val="en-US"/>
-        </w:rPr>
-        <w:t xml:space="preserve"> </w:t>
-      </w:r>
-      <w:r>
-        <w:rPr>
-          <w:rFonts w:ascii="Arial" w:hAnsi="Arial" w:cs="Arial"/>
-          <w:sz w:val="22"/>
-          <w:lang w:val="en-US"/>
-        </w:rPr>
-        <w:t>code_display</w:t>
-      </w:r>
-      <w:bookmarkStart w:id="0" w:name="_GoBack"/>
-      <w:bookmarkEnd w:id="0"/>
-      <w:r>
-        <w:rPr>
-          <w:rFonts w:ascii="Arial" w:hAnsi="Arial" w:cs="Arial"/>
-          <w:sz w:val="22"/>
-          <w:lang w:val="en-US"/>
-        </w:rPr>
-        <w:t xml:space="preserve">                                                     ______________ /</w:t>
-      </w:r>
-      <w:r>
-        <w:rPr>
-          <w:rFonts w:ascii="Arial" w:hAnsi="Arial" w:cs="Arial"/>
-          <w:sz w:val="22"/>
-          <w:highlight w:val="yellow"/>
-          <w:lang w:val="en-US"/>
-        </w:rPr>
         <w:t>request.user</w:t>
       </w:r>
+      <w:proofErr w:type="spellEnd"/>
       <w:r>
         <w:rPr>
           <w:rFonts w:ascii="Arial" w:hAnsi="Arial" w:cs="Arial"/>
@@ -1733,6 +1756,7 @@
             </w:rPr>
             <w:t xml:space="preserve"> </w:t>
           </w:r>
+          <w:proofErr w:type="spellStart"/>
           <w:r>
             <w:rPr>
               <w:rFonts w:ascii="Arial" w:eastAsia="Times New Roman" w:hAnsi="Arial" w:cs="Arial"/>
@@ -1752,6 +1776,7 @@
             </w:rPr>
             <w:t>pi_number</w:t>
           </w:r>
+          <w:proofErr w:type="spellEnd"/>
         </w:p>
       </w:tc>
       <w:tc>
@@ -3560,7 +3585,7 @@
 </file>
 
 <file path=customXml/itemProps1.xml><?xml version="1.0" encoding="utf-8"?>
-<ds:datastoreItem xmlns:ds="http://schemas.openxmlformats.org/officeDocument/2006/customXml" ds:itemID="{D97B46E1-9FE8-4AB0-AD03-9F786AB48829}">
+<ds:datastoreItem xmlns:ds="http://schemas.openxmlformats.org/officeDocument/2006/customXml" ds:itemID="{DCE82123-14E5-4494-9032-EC0873C05001}">
   <ds:schemaRefs>
     <ds:schemaRef ds:uri="http://schemas.openxmlformats.org/officeDocument/2006/bibliography"/>
   </ds:schemaRefs>

--- a/core/static/core/templates/protocol_template.docx
+++ b/core/static/core/templates/protocol_template.docx
@@ -223,7 +223,31 @@
           <w:highlight w:val="yellow"/>
           <w:lang w:val="en-US" w:eastAsia="ru-RU"/>
         </w:rPr>
-        <w:t xml:space="preserve"> | format("«DD» MMMM YYYY")</w:t>
+        <w:t xml:space="preserve"> | </w:t>
+      </w:r>
+      <w:proofErr w:type="gramStart"/>
+      <w:r>
+        <w:rPr>
+          <w:rFonts w:ascii="Arial" w:eastAsia="Times New Roman" w:hAnsi="Arial" w:cs="Arial"/>
+          <w:color w:val="auto"/>
+          <w:sz w:val="22"/>
+          <w:szCs w:val="24"/>
+          <w:highlight w:val="yellow"/>
+          <w:lang w:val="en-US" w:eastAsia="ru-RU"/>
+        </w:rPr>
+        <w:t>format(</w:t>
+      </w:r>
+      <w:proofErr w:type="gramEnd"/>
+      <w:r>
+        <w:rPr>
+          <w:rFonts w:ascii="Arial" w:eastAsia="Times New Roman" w:hAnsi="Arial" w:cs="Arial"/>
+          <w:color w:val="auto"/>
+          <w:sz w:val="22"/>
+          <w:szCs w:val="24"/>
+          <w:highlight w:val="yellow"/>
+          <w:lang w:val="en-US" w:eastAsia="ru-RU"/>
+        </w:rPr>
+        <w:t>"«DD» MMMM YYYY")</w:t>
       </w:r>
       <w:r>
         <w:rPr>
@@ -339,6 +363,7 @@
               <w:t xml:space="preserve">, </w:t>
             </w:r>
             <w:proofErr w:type="spellStart"/>
+            <w:proofErr w:type="gramStart"/>
             <w:r>
               <w:rPr>
                 <w:rFonts w:ascii="Arial" w:hAnsi="Arial" w:cs="Arial"/>
@@ -350,6 +375,7 @@
               <w:t>Sample.client.address</w:t>
             </w:r>
             <w:proofErr w:type="spellEnd"/>
+            <w:proofErr w:type="gramEnd"/>
           </w:p>
         </w:tc>
       </w:tr>
@@ -459,7 +485,31 @@
                 <w:shd w:val="clear" w:color="auto" w:fill="FFFFFF"/>
                 <w:lang w:val="en-US"/>
               </w:rPr>
-              <w:t xml:space="preserve"> | format("DD.MM.YYYY")</w:t>
+              <w:t xml:space="preserve"> | </w:t>
+            </w:r>
+            <w:proofErr w:type="gramStart"/>
+            <w:r>
+              <w:rPr>
+                <w:rFonts w:ascii="Segoe UI" w:hAnsi="Segoe UI" w:cs="Segoe UI"/>
+                <w:color w:val="555555"/>
+                <w:szCs w:val="20"/>
+                <w:highlight w:val="yellow"/>
+                <w:shd w:val="clear" w:color="auto" w:fill="FFFFFF"/>
+                <w:lang w:val="en-US"/>
+              </w:rPr>
+              <w:t>format(</w:t>
+            </w:r>
+            <w:proofErr w:type="gramEnd"/>
+            <w:r>
+              <w:rPr>
+                <w:rFonts w:ascii="Segoe UI" w:hAnsi="Segoe UI" w:cs="Segoe UI"/>
+                <w:color w:val="555555"/>
+                <w:szCs w:val="20"/>
+                <w:highlight w:val="yellow"/>
+                <w:shd w:val="clear" w:color="auto" w:fill="FFFFFF"/>
+                <w:lang w:val="en-US"/>
+              </w:rPr>
+              <w:t>"DD.MM.YYYY")</w:t>
             </w:r>
           </w:p>
         </w:tc>
@@ -653,6 +703,7 @@
               <w:t xml:space="preserve">FOR std IN </w:t>
             </w:r>
             <w:proofErr w:type="spellStart"/>
+            <w:proofErr w:type="gramStart"/>
             <w:r>
               <w:rPr>
                 <w:rFonts w:ascii="Arial" w:eastAsia="Times New Roman" w:hAnsi="Arial" w:cs="Arial"/>
@@ -680,7 +731,22 @@
                 <w:highlight w:val="yellow"/>
                 <w:lang w:val="en-US" w:eastAsia="ru-RU"/>
               </w:rPr>
-              <w:t xml:space="preserve">(): </w:t>
+              <w:t>(</w:t>
+            </w:r>
+            <w:proofErr w:type="gramEnd"/>
+            <w:r>
+              <w:rPr>
+                <w:rFonts w:ascii="Arial" w:eastAsia="Times New Roman" w:hAnsi="Arial" w:cs="Arial"/>
+                <w:b/>
+                <w:bCs/>
+                <w:color w:val="8D99A8"/>
+                <w:spacing w:val="3"/>
+                <w:sz w:val="18"/>
+                <w:szCs w:val="18"/>
+                <w:highlight w:val="yellow"/>
+                <w:lang w:val="en-US" w:eastAsia="ru-RU"/>
+              </w:rPr>
+              <w:t xml:space="preserve">): </w:t>
             </w:r>
             <w:proofErr w:type="spellStart"/>
             <w:r>
@@ -881,7 +947,31 @@
                 <w:shd w:val="clear" w:color="auto" w:fill="FFFFFF"/>
                 <w:lang w:val="en-US"/>
               </w:rPr>
-              <w:t xml:space="preserve"> | format("DD.MM.YYYY")</w:t>
+              <w:t xml:space="preserve"> | </w:t>
+            </w:r>
+            <w:proofErr w:type="gramStart"/>
+            <w:r>
+              <w:rPr>
+                <w:rFonts w:ascii="Segoe UI" w:hAnsi="Segoe UI" w:cs="Segoe UI"/>
+                <w:color w:val="555555"/>
+                <w:szCs w:val="20"/>
+                <w:highlight w:val="yellow"/>
+                <w:shd w:val="clear" w:color="auto" w:fill="FFFFFF"/>
+                <w:lang w:val="en-US"/>
+              </w:rPr>
+              <w:t>format(</w:t>
+            </w:r>
+            <w:proofErr w:type="gramEnd"/>
+            <w:r>
+              <w:rPr>
+                <w:rFonts w:ascii="Segoe UI" w:hAnsi="Segoe UI" w:cs="Segoe UI"/>
+                <w:color w:val="555555"/>
+                <w:szCs w:val="20"/>
+                <w:highlight w:val="yellow"/>
+                <w:shd w:val="clear" w:color="auto" w:fill="FFFFFF"/>
+                <w:lang w:val="en-US"/>
+              </w:rPr>
+              <w:t>"DD.MM.YYYY")</w:t>
             </w:r>
           </w:p>
         </w:tc>
@@ -1117,12 +1207,21 @@
               <w:t xml:space="preserve">. № </w:t>
             </w:r>
             <w:proofErr w:type="spellStart"/>
-            <w:r>
-              <w:rPr>
-                <w:highlight w:val="yellow"/>
-                <w:lang w:val="en-US"/>
-              </w:rPr>
-              <w:t>eq.factory_number</w:t>
+            <w:proofErr w:type="gramStart"/>
+            <w:r>
+              <w:rPr>
+                <w:highlight w:val="yellow"/>
+                <w:lang w:val="en-US"/>
+              </w:rPr>
+              <w:t>eq.factory</w:t>
+            </w:r>
+            <w:proofErr w:type="gramEnd"/>
+            <w:r>
+              <w:rPr>
+                <w:highlight w:val="yellow"/>
+                <w:lang w:val="en-US"/>
+              </w:rPr>
+              <w:t>_number</w:t>
             </w:r>
             <w:proofErr w:type="spellEnd"/>
             <w:r>
@@ -1132,6 +1231,7 @@
               <w:t xml:space="preserve">. </w:t>
             </w:r>
             <w:proofErr w:type="spellStart"/>
+            <w:proofErr w:type="gramStart"/>
             <w:r>
               <w:rPr>
                 <w:highlight w:val="yellow"/>
@@ -1140,6 +1240,7 @@
               <w:t>eq.notes</w:t>
             </w:r>
             <w:proofErr w:type="spellEnd"/>
+            <w:proofErr w:type="gramEnd"/>
             <w:r>
               <w:rPr>
                 <w:highlight w:val="yellow"/>
@@ -1199,6 +1300,7 @@
               </w:rPr>
               <w:t xml:space="preserve">: </w:t>
             </w:r>
+            <w:proofErr w:type="gramStart"/>
             <w:r>
               <w:rPr>
                 <w:b/>
@@ -1209,7 +1311,20 @@
                 <w:highlight w:val="yellow"/>
                 <w:lang w:val="en-US"/>
               </w:rPr>
-              <w:t>eq.maintenance_history.filter(maintenance_type="VERIFICATION").order_by("-maintenance_date").first()</w:t>
+              <w:t>eq.maintenance</w:t>
+            </w:r>
+            <w:proofErr w:type="gramEnd"/>
+            <w:r>
+              <w:rPr>
+                <w:b/>
+                <w:bCs/>
+                <w:color w:val="1A2332"/>
+                <w:sz w:val="23"/>
+                <w:szCs w:val="23"/>
+                <w:highlight w:val="yellow"/>
+                <w:lang w:val="en-US"/>
+              </w:rPr>
+              <w:t>_history.filter(maintenance_type="VERIFICATION").order_by("-maintenance_date").first()</w:t>
             </w:r>
             <w:r>
               <w:rPr>
@@ -1408,6 +1523,20 @@
         <w:rPr>
           <w:rFonts w:ascii="Arial" w:hAnsi="Arial" w:cs="Arial"/>
           <w:sz w:val="22"/>
+          <w:highlight w:val="yellow"/>
+          <w:lang w:val="en-US"/>
+        </w:rPr>
+      </w:pPr>
+      <w:bookmarkStart w:id="0" w:name="_GoBack"/>
+      <w:bookmarkEnd w:id="0"/>
+    </w:p>
+    <w:p>
+      <w:pPr>
+        <w:spacing w:before="240" w:after="0" w:line="240" w:lineRule="auto"/>
+        <w:ind w:right="-285" w:hanging="284"/>
+        <w:rPr>
+          <w:rFonts w:ascii="Arial" w:hAnsi="Arial" w:cs="Arial"/>
+          <w:sz w:val="22"/>
           <w:lang w:val="en-US"/>
         </w:rPr>
       </w:pPr>
@@ -1419,33 +1548,9 @@
           <w:highlight w:val="yellow"/>
           <w:lang w:val="en-US"/>
         </w:rPr>
-        <w:t>request.user.position</w:t>
-      </w:r>
-      <w:proofErr w:type="spellEnd"/>
-      <w:r>
-        <w:rPr>
-          <w:rFonts w:ascii="Arial" w:hAnsi="Arial" w:cs="Arial"/>
-          <w:sz w:val="22"/>
-          <w:lang w:val="en-US"/>
-        </w:rPr>
-        <w:t xml:space="preserve"> </w:t>
-      </w:r>
-      <w:r>
-        <w:rPr>
-          <w:rFonts w:ascii="Arial" w:hAnsi="Arial" w:cs="Arial"/>
-          <w:sz w:val="22"/>
-        </w:rPr>
-        <w:t>ИЛ</w:t>
-      </w:r>
-      <w:r>
-        <w:rPr>
-          <w:rFonts w:ascii="Arial" w:hAnsi="Arial" w:cs="Arial"/>
-          <w:sz w:val="22"/>
-          <w:lang w:val="en-US"/>
-        </w:rPr>
-        <w:t xml:space="preserve"> </w:t>
-      </w:r>
-      <w:proofErr w:type="spellStart"/>
+        <w:t>request.</w:t>
+      </w:r>
+      <w:proofErr w:type="gramStart"/>
       <w:r>
         <w:rPr>
           <w:rFonts w:ascii="Arial" w:hAnsi="Arial" w:cs="Arial"/>
@@ -1453,10 +1558,43 @@
           <w:highlight w:val="yellow"/>
           <w:lang w:val="en-US"/>
         </w:rPr>
+        <w:t>user.position</w:t>
+      </w:r>
+      <w:proofErr w:type="spellEnd"/>
+      <w:proofErr w:type="gramEnd"/>
+      <w:r>
+        <w:rPr>
+          <w:rFonts w:ascii="Arial" w:hAnsi="Arial" w:cs="Arial"/>
+          <w:sz w:val="22"/>
+          <w:lang w:val="en-US"/>
+        </w:rPr>
+        <w:t xml:space="preserve"> </w:t>
+      </w:r>
+      <w:r>
+        <w:rPr>
+          <w:rFonts w:ascii="Arial" w:hAnsi="Arial" w:cs="Arial"/>
+          <w:sz w:val="22"/>
+        </w:rPr>
+        <w:t>ИЛ</w:t>
+      </w:r>
+      <w:r>
+        <w:rPr>
+          <w:rFonts w:ascii="Arial" w:hAnsi="Arial" w:cs="Arial"/>
+          <w:sz w:val="22"/>
+          <w:lang w:val="en-US"/>
+        </w:rPr>
+        <w:t xml:space="preserve"> </w:t>
+      </w:r>
+      <w:proofErr w:type="spellStart"/>
+      <w:r>
+        <w:rPr>
+          <w:rFonts w:ascii="Arial" w:hAnsi="Arial" w:cs="Arial"/>
+          <w:sz w:val="22"/>
+          <w:highlight w:val="yellow"/>
+          <w:lang w:val="en-US"/>
+        </w:rPr>
         <w:t>Sample.laboratory.</w:t>
       </w:r>
-      <w:bookmarkStart w:id="0" w:name="_GoBack"/>
-      <w:bookmarkEnd w:id="0"/>
       <w:r>
         <w:rPr>
           <w:rFonts w:ascii="Arial" w:hAnsi="Arial" w:cs="Arial"/>
@@ -1546,6 +1684,7 @@
           <w:i/>
           <w:szCs w:val="20"/>
         </w:rPr>
+        <w:lastRenderedPageBreak/>
         <w:t>Результаты испытаний распространяются только на представленные образцы, подвергнутые испытаниям.</w:t>
       </w:r>
     </w:p>
@@ -1565,7 +1704,6 @@
           <w:i/>
           <w:szCs w:val="20"/>
         </w:rPr>
-        <w:lastRenderedPageBreak/>
         <w:t>Протокол испытаний не должен быть воспроизведен не в полном объеме без разрешения АНО «ЦИСИС ФМТ».</w:t>
       </w:r>
     </w:p>
@@ -3585,7 +3723,7 @@
 </file>
 
 <file path=customXml/itemProps1.xml><?xml version="1.0" encoding="utf-8"?>
-<ds:datastoreItem xmlns:ds="http://schemas.openxmlformats.org/officeDocument/2006/customXml" ds:itemID="{DCE82123-14E5-4494-9032-EC0873C05001}">
+<ds:datastoreItem xmlns:ds="http://schemas.openxmlformats.org/officeDocument/2006/customXml" ds:itemID="{47F5F81C-B4DA-4F8A-9205-B546C1A3CED6}">
   <ds:schemaRefs>
     <ds:schemaRef ds:uri="http://schemas.openxmlformats.org/officeDocument/2006/bibliography"/>
   </ds:schemaRefs>

--- a/core/static/core/templates/protocol_template.docx
+++ b/core/static/core/templates/protocol_template.docx
@@ -297,7 +297,8 @@
       </w:tblPr>
       <w:tblGrid>
         <w:gridCol w:w="3539"/>
-        <w:gridCol w:w="6803"/>
+        <w:gridCol w:w="3401"/>
+        <w:gridCol w:w="3402"/>
       </w:tblGrid>
       <w:tr>
         <w:trPr>
@@ -330,6 +331,7 @@
         <w:tc>
           <w:tcPr>
             <w:tcW w:w="6803" w:type="dxa"/>
+            <w:gridSpan w:val="2"/>
             <w:shd w:val="clear" w:color="auto" w:fill="auto"/>
           </w:tcPr>
           <w:p>
@@ -410,6 +412,7 @@
         <w:tc>
           <w:tcPr>
             <w:tcW w:w="6803" w:type="dxa"/>
+            <w:gridSpan w:val="2"/>
             <w:shd w:val="clear" w:color="auto" w:fill="auto"/>
           </w:tcPr>
           <w:p>
@@ -452,6 +455,7 @@
         <w:tc>
           <w:tcPr>
             <w:tcW w:w="6803" w:type="dxa"/>
+            <w:gridSpan w:val="2"/>
             <w:shd w:val="clear" w:color="auto" w:fill="auto"/>
           </w:tcPr>
           <w:p>
@@ -545,6 +549,7 @@
         <w:tc>
           <w:tcPr>
             <w:tcW w:w="6803" w:type="dxa"/>
+            <w:gridSpan w:val="2"/>
             <w:tcBorders>
               <w:bottom w:val="single" w:sz="4" w:space="0" w:color="auto"/>
             </w:tcBorders>
@@ -606,7 +611,7 @@
         </w:tc>
         <w:tc>
           <w:tcPr>
-            <w:tcW w:w="6803" w:type="dxa"/>
+            <w:tcW w:w="3401" w:type="dxa"/>
             <w:tcBorders>
               <w:top w:val="single" w:sz="4" w:space="0" w:color="auto"/>
               <w:left w:val="single" w:sz="4" w:space="0" w:color="auto"/>
@@ -633,6 +638,276 @@
                 <w:shd w:val="clear" w:color="auto" w:fill="FFFFFF"/>
               </w:rPr>
               <w:t>Sample.cipher</w:t>
+            </w:r>
+            <w:proofErr w:type="spellEnd"/>
+          </w:p>
+        </w:tc>
+        <w:tc>
+          <w:tcPr>
+            <w:tcW w:w="3402" w:type="dxa"/>
+            <w:tcBorders>
+              <w:top w:val="single" w:sz="4" w:space="0" w:color="auto"/>
+              <w:left w:val="single" w:sz="4" w:space="0" w:color="auto"/>
+              <w:right w:val="single" w:sz="4" w:space="0" w:color="auto"/>
+            </w:tcBorders>
+            <w:shd w:val="clear" w:color="auto" w:fill="auto"/>
+            <w:vAlign w:val="center"/>
+          </w:tcPr>
+          <w:p>
+            <w:pPr>
+              <w:spacing w:before="120" w:after="120" w:line="240" w:lineRule="auto"/>
+              <w:rPr>
+                <w:rFonts w:ascii="Arial" w:hAnsi="Arial" w:cs="Arial"/>
+                <w:sz w:val="22"/>
+              </w:rPr>
+            </w:pPr>
+            <w:bookmarkStart w:id="0" w:name="_GoBack"/>
+            <w:bookmarkEnd w:id="0"/>
+          </w:p>
+        </w:tc>
+      </w:tr>
+      <w:tr>
+        <w:trPr>
+          <w:jc w:val="center"/>
+        </w:trPr>
+        <w:tc>
+          <w:tcPr>
+            <w:tcW w:w="3539" w:type="dxa"/>
+            <w:shd w:val="clear" w:color="auto" w:fill="auto"/>
+            <w:vAlign w:val="center"/>
+          </w:tcPr>
+          <w:p>
+            <w:pPr>
+              <w:spacing w:before="120" w:after="120" w:line="240" w:lineRule="auto"/>
+              <w:rPr>
+                <w:rFonts w:ascii="Arial" w:hAnsi="Arial" w:cs="Arial"/>
+                <w:sz w:val="22"/>
+              </w:rPr>
+            </w:pPr>
+            <w:r>
+              <w:rPr>
+                <w:rFonts w:ascii="Arial" w:hAnsi="Arial" w:cs="Arial"/>
+                <w:sz w:val="22"/>
+              </w:rPr>
+              <w:t>6. НД на метод испытания</w:t>
+            </w:r>
+          </w:p>
+        </w:tc>
+        <w:tc>
+          <w:tcPr>
+            <w:tcW w:w="6803" w:type="dxa"/>
+            <w:gridSpan w:val="2"/>
+            <w:tcBorders>
+              <w:top w:val="single" w:sz="4" w:space="0" w:color="auto"/>
+            </w:tcBorders>
+            <w:shd w:val="clear" w:color="auto" w:fill="auto"/>
+            <w:vAlign w:val="center"/>
+          </w:tcPr>
+          <w:p>
+            <w:pPr>
+              <w:spacing w:after="60" w:line="240" w:lineRule="auto"/>
+              <w:rPr>
+                <w:rFonts w:ascii="Arial" w:eastAsia="Times New Roman" w:hAnsi="Arial" w:cs="Arial"/>
+                <w:b/>
+                <w:bCs/>
+                <w:color w:val="8D99A8"/>
+                <w:spacing w:val="3"/>
+                <w:sz w:val="18"/>
+                <w:szCs w:val="18"/>
+                <w:lang w:val="en-US" w:eastAsia="ru-RU"/>
+              </w:rPr>
+            </w:pPr>
+            <w:r>
+              <w:rPr>
+                <w:rFonts w:ascii="Arial" w:eastAsia="Times New Roman" w:hAnsi="Arial" w:cs="Arial"/>
+                <w:b/>
+                <w:bCs/>
+                <w:color w:val="8D99A8"/>
+                <w:spacing w:val="3"/>
+                <w:sz w:val="18"/>
+                <w:szCs w:val="18"/>
+                <w:highlight w:val="yellow"/>
+                <w:lang w:val="en-US" w:eastAsia="ru-RU"/>
+              </w:rPr>
+              <w:t xml:space="preserve">FOR std IN </w:t>
+            </w:r>
+            <w:proofErr w:type="spellStart"/>
+            <w:proofErr w:type="gramStart"/>
+            <w:r>
+              <w:rPr>
+                <w:rFonts w:ascii="Arial" w:eastAsia="Times New Roman" w:hAnsi="Arial" w:cs="Arial"/>
+                <w:b/>
+                <w:bCs/>
+                <w:color w:val="8D99A8"/>
+                <w:spacing w:val="3"/>
+                <w:sz w:val="18"/>
+                <w:szCs w:val="18"/>
+                <w:highlight w:val="yellow"/>
+                <w:lang w:val="en-US" w:eastAsia="ru-RU"/>
+              </w:rPr>
+              <w:t>Sample.standards.all</w:t>
+            </w:r>
+            <w:proofErr w:type="spellEnd"/>
+            <w:r>
+              <w:rPr>
+                <w:rFonts w:ascii="Arial" w:eastAsia="Times New Roman" w:hAnsi="Arial" w:cs="Arial"/>
+                <w:b/>
+                <w:bCs/>
+                <w:color w:val="8D99A8"/>
+                <w:spacing w:val="3"/>
+                <w:sz w:val="18"/>
+                <w:szCs w:val="18"/>
+                <w:highlight w:val="yellow"/>
+                <w:lang w:val="en-US" w:eastAsia="ru-RU"/>
+              </w:rPr>
+              <w:t>(</w:t>
+            </w:r>
+            <w:proofErr w:type="gramEnd"/>
+            <w:r>
+              <w:rPr>
+                <w:rFonts w:ascii="Arial" w:eastAsia="Times New Roman" w:hAnsi="Arial" w:cs="Arial"/>
+                <w:b/>
+                <w:bCs/>
+                <w:color w:val="8D99A8"/>
+                <w:spacing w:val="3"/>
+                <w:sz w:val="18"/>
+                <w:szCs w:val="18"/>
+                <w:highlight w:val="yellow"/>
+                <w:lang w:val="en-US" w:eastAsia="ru-RU"/>
+              </w:rPr>
+              <w:t xml:space="preserve">): </w:t>
+            </w:r>
+            <w:proofErr w:type="spellStart"/>
+            <w:r>
+              <w:rPr>
+                <w:rFonts w:ascii="Arial" w:eastAsia="Times New Roman" w:hAnsi="Arial" w:cs="Arial"/>
+                <w:b/>
+                <w:bCs/>
+                <w:color w:val="8D99A8"/>
+                <w:spacing w:val="3"/>
+                <w:sz w:val="18"/>
+                <w:szCs w:val="18"/>
+                <w:highlight w:val="yellow"/>
+                <w:lang w:val="en-US" w:eastAsia="ru-RU"/>
+              </w:rPr>
+              <w:t>std.code</w:t>
+            </w:r>
+            <w:proofErr w:type="spellEnd"/>
+            <w:r>
+              <w:rPr>
+                <w:rFonts w:ascii="Arial" w:eastAsia="Times New Roman" w:hAnsi="Arial" w:cs="Arial"/>
+                <w:b/>
+                <w:bCs/>
+                <w:color w:val="8D99A8"/>
+                <w:spacing w:val="3"/>
+                <w:sz w:val="18"/>
+                <w:szCs w:val="18"/>
+                <w:highlight w:val="yellow"/>
+                <w:lang w:val="en-US" w:eastAsia="ru-RU"/>
+              </w:rPr>
+              <w:t xml:space="preserve"> + " " +</w:t>
+            </w:r>
+            <w:r>
+              <w:rPr>
+                <w:rFonts w:ascii="Arial" w:hAnsi="Arial" w:cs="Arial"/>
+                <w:b/>
+                <w:bCs/>
+                <w:color w:val="8D99A8"/>
+                <w:spacing w:val="3"/>
+                <w:sz w:val="18"/>
+                <w:szCs w:val="18"/>
+                <w:highlight w:val="yellow"/>
+                <w:lang w:val="en-US"/>
+              </w:rPr>
+              <w:t xml:space="preserve">std.name; </w:t>
+            </w:r>
+            <w:r>
+              <w:rPr>
+                <w:rFonts w:ascii="Arial" w:hAnsi="Arial" w:cs="Arial"/>
+                <w:b/>
+                <w:bCs/>
+                <w:color w:val="8D99A8"/>
+                <w:spacing w:val="3"/>
+                <w:sz w:val="18"/>
+                <w:szCs w:val="18"/>
+                <w:highlight w:val="yellow"/>
+              </w:rPr>
+              <w:t>РАЗДЕЛИТЕЛЬ</w:t>
+            </w:r>
+            <w:r>
+              <w:rPr>
+                <w:rFonts w:ascii="Arial" w:hAnsi="Arial" w:cs="Arial"/>
+                <w:b/>
+                <w:bCs/>
+                <w:color w:val="8D99A8"/>
+                <w:spacing w:val="3"/>
+                <w:sz w:val="18"/>
+                <w:szCs w:val="18"/>
+                <w:highlight w:val="yellow"/>
+                <w:lang w:val="en-US"/>
+              </w:rPr>
+              <w:t xml:space="preserve"> "; "</w:t>
+            </w:r>
+          </w:p>
+        </w:tc>
+      </w:tr>
+      <w:tr>
+        <w:trPr>
+          <w:jc w:val="center"/>
+        </w:trPr>
+        <w:tc>
+          <w:tcPr>
+            <w:tcW w:w="3539" w:type="dxa"/>
+            <w:shd w:val="clear" w:color="auto" w:fill="auto"/>
+            <w:vAlign w:val="center"/>
+          </w:tcPr>
+          <w:p>
+            <w:pPr>
+              <w:spacing w:before="120" w:after="120" w:line="240" w:lineRule="auto"/>
+              <w:rPr>
+                <w:rFonts w:ascii="Arial" w:hAnsi="Arial" w:cs="Arial"/>
+                <w:sz w:val="22"/>
+              </w:rPr>
+            </w:pPr>
+            <w:r>
+              <w:rPr>
+                <w:rFonts w:ascii="Arial" w:hAnsi="Arial" w:cs="Arial"/>
+                <w:sz w:val="22"/>
+              </w:rPr>
+              <w:t>7. Определяемые показатели</w:t>
+            </w:r>
+          </w:p>
+        </w:tc>
+        <w:tc>
+          <w:tcPr>
+            <w:tcW w:w="6803" w:type="dxa"/>
+            <w:gridSpan w:val="2"/>
+            <w:shd w:val="clear" w:color="auto" w:fill="auto"/>
+            <w:vAlign w:val="center"/>
+          </w:tcPr>
+          <w:p>
+            <w:pPr>
+              <w:spacing w:before="120" w:after="120" w:line="240" w:lineRule="auto"/>
+              <w:rPr>
+                <w:rFonts w:ascii="Arial" w:eastAsia="Times New Roman" w:hAnsi="Arial" w:cs="Arial"/>
+                <w:b/>
+                <w:bCs/>
+                <w:color w:val="auto"/>
+                <w:sz w:val="22"/>
+                <w:highlight w:val="yellow"/>
+                <w:lang w:eastAsia="ru-RU"/>
+              </w:rPr>
+            </w:pPr>
+            <w:proofErr w:type="spellStart"/>
+            <w:r>
+              <w:rPr>
+                <w:rFonts w:ascii="Segoe UI" w:hAnsi="Segoe UI" w:cs="Segoe UI"/>
+                <w:color w:val="555555"/>
+                <w:szCs w:val="20"/>
+                <w:highlight w:val="yellow"/>
+                <w:shd w:val="clear" w:color="auto" w:fill="FFFFFF"/>
+              </w:rPr>
+              <w:t>Sample.determined_parameters</w:t>
             </w:r>
             <w:proofErr w:type="spellEnd"/>
           </w:p>
@@ -661,163 +936,73 @@
                 <w:rFonts w:ascii="Arial" w:hAnsi="Arial" w:cs="Arial"/>
                 <w:sz w:val="22"/>
               </w:rPr>
-              <w:t>6. НД на метод испытания</w:t>
+              <w:t>8. Дата проведения испытаний</w:t>
             </w:r>
           </w:p>
         </w:tc>
         <w:tc>
           <w:tcPr>
             <w:tcW w:w="6803" w:type="dxa"/>
-            <w:tcBorders>
-              <w:top w:val="single" w:sz="4" w:space="0" w:color="auto"/>
-            </w:tcBorders>
+            <w:gridSpan w:val="2"/>
             <w:shd w:val="clear" w:color="auto" w:fill="auto"/>
             <w:vAlign w:val="center"/>
           </w:tcPr>
           <w:p>
             <w:pPr>
-              <w:spacing w:after="60" w:line="240" w:lineRule="auto"/>
-              <w:rPr>
-                <w:rFonts w:ascii="Arial" w:eastAsia="Times New Roman" w:hAnsi="Arial" w:cs="Arial"/>
-                <w:b/>
-                <w:bCs/>
-                <w:color w:val="8D99A8"/>
-                <w:spacing w:val="3"/>
-                <w:sz w:val="18"/>
-                <w:szCs w:val="18"/>
-                <w:lang w:val="en-US" w:eastAsia="ru-RU"/>
+              <w:spacing w:before="120" w:after="120" w:line="240" w:lineRule="auto"/>
+              <w:rPr>
+                <w:rFonts w:ascii="Arial" w:hAnsi="Arial" w:cs="Arial"/>
+                <w:sz w:val="22"/>
+                <w:lang w:val="en-US"/>
               </w:rPr>
             </w:pPr>
-            <w:r>
-              <w:rPr>
-                <w:rFonts w:ascii="Arial" w:eastAsia="Times New Roman" w:hAnsi="Arial" w:cs="Arial"/>
-                <w:b/>
-                <w:bCs/>
-                <w:color w:val="8D99A8"/>
-                <w:spacing w:val="3"/>
-                <w:sz w:val="18"/>
-                <w:szCs w:val="18"/>
-                <w:highlight w:val="yellow"/>
-                <w:lang w:val="en-US" w:eastAsia="ru-RU"/>
-              </w:rPr>
-              <w:t xml:space="preserve">FOR std IN </w:t>
-            </w:r>
             <w:proofErr w:type="spellStart"/>
+            <w:r>
+              <w:rPr>
+                <w:rFonts w:ascii="Segoe UI" w:hAnsi="Segoe UI" w:cs="Segoe UI"/>
+                <w:color w:val="555555"/>
+                <w:szCs w:val="20"/>
+                <w:highlight w:val="yellow"/>
+                <w:shd w:val="clear" w:color="auto" w:fill="FFFFFF"/>
+                <w:lang w:val="en-US"/>
+              </w:rPr>
+              <w:t>Sample.testing_start_datetime</w:t>
+            </w:r>
+            <w:proofErr w:type="spellEnd"/>
+            <w:r>
+              <w:rPr>
+                <w:rFonts w:ascii="Segoe UI" w:hAnsi="Segoe UI" w:cs="Segoe UI"/>
+                <w:color w:val="555555"/>
+                <w:szCs w:val="20"/>
+                <w:highlight w:val="yellow"/>
+                <w:shd w:val="clear" w:color="auto" w:fill="FFFFFF"/>
+                <w:lang w:val="en-US"/>
+              </w:rPr>
+              <w:t xml:space="preserve"> | </w:t>
+            </w:r>
             <w:proofErr w:type="gramStart"/>
             <w:r>
               <w:rPr>
-                <w:rFonts w:ascii="Arial" w:eastAsia="Times New Roman" w:hAnsi="Arial" w:cs="Arial"/>
-                <w:b/>
-                <w:bCs/>
-                <w:color w:val="8D99A8"/>
-                <w:spacing w:val="3"/>
-                <w:sz w:val="18"/>
-                <w:szCs w:val="18"/>
-                <w:highlight w:val="yellow"/>
-                <w:lang w:val="en-US" w:eastAsia="ru-RU"/>
-              </w:rPr>
-              <w:t>Sample.standards.all</w:t>
-            </w:r>
-            <w:proofErr w:type="spellEnd"/>
-            <w:r>
-              <w:rPr>
-                <w:rFonts w:ascii="Arial" w:eastAsia="Times New Roman" w:hAnsi="Arial" w:cs="Arial"/>
-                <w:b/>
-                <w:bCs/>
-                <w:color w:val="8D99A8"/>
-                <w:spacing w:val="3"/>
-                <w:sz w:val="18"/>
-                <w:szCs w:val="18"/>
-                <w:highlight w:val="yellow"/>
-                <w:lang w:val="en-US" w:eastAsia="ru-RU"/>
-              </w:rPr>
-              <w:t>(</w:t>
+                <w:rFonts w:ascii="Segoe UI" w:hAnsi="Segoe UI" w:cs="Segoe UI"/>
+                <w:color w:val="555555"/>
+                <w:szCs w:val="20"/>
+                <w:highlight w:val="yellow"/>
+                <w:shd w:val="clear" w:color="auto" w:fill="FFFFFF"/>
+                <w:lang w:val="en-US"/>
+              </w:rPr>
+              <w:t>format(</w:t>
             </w:r>
             <w:proofErr w:type="gramEnd"/>
             <w:r>
               <w:rPr>
-                <w:rFonts w:ascii="Arial" w:eastAsia="Times New Roman" w:hAnsi="Arial" w:cs="Arial"/>
-                <w:b/>
-                <w:bCs/>
-                <w:color w:val="8D99A8"/>
-                <w:spacing w:val="3"/>
-                <w:sz w:val="18"/>
-                <w:szCs w:val="18"/>
-                <w:highlight w:val="yellow"/>
-                <w:lang w:val="en-US" w:eastAsia="ru-RU"/>
-              </w:rPr>
-              <w:t xml:space="preserve">): </w:t>
-            </w:r>
-            <w:proofErr w:type="spellStart"/>
-            <w:r>
-              <w:rPr>
-                <w:rFonts w:ascii="Arial" w:eastAsia="Times New Roman" w:hAnsi="Arial" w:cs="Arial"/>
-                <w:b/>
-                <w:bCs/>
-                <w:color w:val="8D99A8"/>
-                <w:spacing w:val="3"/>
-                <w:sz w:val="18"/>
-                <w:szCs w:val="18"/>
-                <w:highlight w:val="yellow"/>
-                <w:lang w:val="en-US" w:eastAsia="ru-RU"/>
-              </w:rPr>
-              <w:t>std.code</w:t>
-            </w:r>
-            <w:proofErr w:type="spellEnd"/>
-            <w:r>
-              <w:rPr>
-                <w:rFonts w:ascii="Arial" w:eastAsia="Times New Roman" w:hAnsi="Arial" w:cs="Arial"/>
-                <w:b/>
-                <w:bCs/>
-                <w:color w:val="8D99A8"/>
-                <w:spacing w:val="3"/>
-                <w:sz w:val="18"/>
-                <w:szCs w:val="18"/>
-                <w:highlight w:val="yellow"/>
-                <w:lang w:val="en-US" w:eastAsia="ru-RU"/>
-              </w:rPr>
-              <w:t xml:space="preserve"> + " " +</w:t>
-            </w:r>
-            <w:r>
-              <w:rPr>
-                <w:rFonts w:ascii="Arial" w:hAnsi="Arial" w:cs="Arial"/>
-                <w:b/>
-                <w:bCs/>
-                <w:color w:val="8D99A8"/>
-                <w:spacing w:val="3"/>
-                <w:sz w:val="18"/>
-                <w:szCs w:val="18"/>
-                <w:highlight w:val="yellow"/>
-                <w:lang w:val="en-US"/>
-              </w:rPr>
-              <w:t xml:space="preserve">std.name; </w:t>
-            </w:r>
-            <w:r>
-              <w:rPr>
-                <w:rFonts w:ascii="Arial" w:hAnsi="Arial" w:cs="Arial"/>
-                <w:b/>
-                <w:bCs/>
-                <w:color w:val="8D99A8"/>
-                <w:spacing w:val="3"/>
-                <w:sz w:val="18"/>
-                <w:szCs w:val="18"/>
-                <w:highlight w:val="yellow"/>
-              </w:rPr>
-              <w:t>РАЗДЕЛИТЕЛЬ</w:t>
-            </w:r>
-            <w:r>
-              <w:rPr>
-                <w:rFonts w:ascii="Arial" w:hAnsi="Arial" w:cs="Arial"/>
-                <w:b/>
-                <w:bCs/>
-                <w:color w:val="8D99A8"/>
-                <w:spacing w:val="3"/>
-                <w:sz w:val="18"/>
-                <w:szCs w:val="18"/>
-                <w:highlight w:val="yellow"/>
-                <w:lang w:val="en-US"/>
-              </w:rPr>
-              <w:t xml:space="preserve"> "; "</w:t>
+                <w:rFonts w:ascii="Segoe UI" w:hAnsi="Segoe UI" w:cs="Segoe UI"/>
+                <w:color w:val="555555"/>
+                <w:szCs w:val="20"/>
+                <w:highlight w:val="yellow"/>
+                <w:shd w:val="clear" w:color="auto" w:fill="FFFFFF"/>
+                <w:lang w:val="en-US"/>
+              </w:rPr>
+              <w:t>"DD.MM.YYYY")</w:t>
             </w:r>
           </w:p>
         </w:tc>
@@ -845,167 +1030,14 @@
                 <w:rFonts w:ascii="Arial" w:hAnsi="Arial" w:cs="Arial"/>
                 <w:sz w:val="22"/>
               </w:rPr>
-              <w:t>7. Определяемые показатели</w:t>
+              <w:t>9. Условия кондиционирования</w:t>
             </w:r>
           </w:p>
         </w:tc>
         <w:tc>
           <w:tcPr>
             <w:tcW w:w="6803" w:type="dxa"/>
-            <w:shd w:val="clear" w:color="auto" w:fill="auto"/>
-            <w:vAlign w:val="center"/>
-          </w:tcPr>
-          <w:p>
-            <w:pPr>
-              <w:spacing w:before="120" w:after="120" w:line="240" w:lineRule="auto"/>
-              <w:rPr>
-                <w:rFonts w:ascii="Arial" w:eastAsia="Times New Roman" w:hAnsi="Arial" w:cs="Arial"/>
-                <w:b/>
-                <w:bCs/>
-                <w:color w:val="auto"/>
-                <w:sz w:val="22"/>
-                <w:highlight w:val="yellow"/>
-                <w:lang w:eastAsia="ru-RU"/>
-              </w:rPr>
-            </w:pPr>
-            <w:proofErr w:type="spellStart"/>
-            <w:r>
-              <w:rPr>
-                <w:rFonts w:ascii="Segoe UI" w:hAnsi="Segoe UI" w:cs="Segoe UI"/>
-                <w:color w:val="555555"/>
-                <w:szCs w:val="20"/>
-                <w:highlight w:val="yellow"/>
-                <w:shd w:val="clear" w:color="auto" w:fill="FFFFFF"/>
-              </w:rPr>
-              <w:t>Sample.determined_parameters</w:t>
-            </w:r>
-            <w:proofErr w:type="spellEnd"/>
-          </w:p>
-        </w:tc>
-      </w:tr>
-      <w:tr>
-        <w:trPr>
-          <w:jc w:val="center"/>
-        </w:trPr>
-        <w:tc>
-          <w:tcPr>
-            <w:tcW w:w="3539" w:type="dxa"/>
-            <w:shd w:val="clear" w:color="auto" w:fill="auto"/>
-            <w:vAlign w:val="center"/>
-          </w:tcPr>
-          <w:p>
-            <w:pPr>
-              <w:spacing w:before="120" w:after="120" w:line="240" w:lineRule="auto"/>
-              <w:rPr>
-                <w:rFonts w:ascii="Arial" w:hAnsi="Arial" w:cs="Arial"/>
-                <w:sz w:val="22"/>
-              </w:rPr>
-            </w:pPr>
-            <w:r>
-              <w:rPr>
-                <w:rFonts w:ascii="Arial" w:hAnsi="Arial" w:cs="Arial"/>
-                <w:sz w:val="22"/>
-              </w:rPr>
-              <w:t>8. Дата проведения испытаний</w:t>
-            </w:r>
-          </w:p>
-        </w:tc>
-        <w:tc>
-          <w:tcPr>
-            <w:tcW w:w="6803" w:type="dxa"/>
-            <w:shd w:val="clear" w:color="auto" w:fill="auto"/>
-            <w:vAlign w:val="center"/>
-          </w:tcPr>
-          <w:p>
-            <w:pPr>
-              <w:spacing w:before="120" w:after="120" w:line="240" w:lineRule="auto"/>
-              <w:rPr>
-                <w:rFonts w:ascii="Arial" w:hAnsi="Arial" w:cs="Arial"/>
-                <w:sz w:val="22"/>
-                <w:lang w:val="en-US"/>
-              </w:rPr>
-            </w:pPr>
-            <w:proofErr w:type="spellStart"/>
-            <w:r>
-              <w:rPr>
-                <w:rFonts w:ascii="Segoe UI" w:hAnsi="Segoe UI" w:cs="Segoe UI"/>
-                <w:color w:val="555555"/>
-                <w:szCs w:val="20"/>
-                <w:highlight w:val="yellow"/>
-                <w:shd w:val="clear" w:color="auto" w:fill="FFFFFF"/>
-                <w:lang w:val="en-US"/>
-              </w:rPr>
-              <w:t>Sample.testing_start_datetime</w:t>
-            </w:r>
-            <w:proofErr w:type="spellEnd"/>
-            <w:r>
-              <w:rPr>
-                <w:rFonts w:ascii="Segoe UI" w:hAnsi="Segoe UI" w:cs="Segoe UI"/>
-                <w:color w:val="555555"/>
-                <w:szCs w:val="20"/>
-                <w:highlight w:val="yellow"/>
-                <w:shd w:val="clear" w:color="auto" w:fill="FFFFFF"/>
-                <w:lang w:val="en-US"/>
-              </w:rPr>
-              <w:t xml:space="preserve"> | </w:t>
-            </w:r>
-            <w:proofErr w:type="gramStart"/>
-            <w:r>
-              <w:rPr>
-                <w:rFonts w:ascii="Segoe UI" w:hAnsi="Segoe UI" w:cs="Segoe UI"/>
-                <w:color w:val="555555"/>
-                <w:szCs w:val="20"/>
-                <w:highlight w:val="yellow"/>
-                <w:shd w:val="clear" w:color="auto" w:fill="FFFFFF"/>
-                <w:lang w:val="en-US"/>
-              </w:rPr>
-              <w:t>format(</w:t>
-            </w:r>
-            <w:proofErr w:type="gramEnd"/>
-            <w:r>
-              <w:rPr>
-                <w:rFonts w:ascii="Segoe UI" w:hAnsi="Segoe UI" w:cs="Segoe UI"/>
-                <w:color w:val="555555"/>
-                <w:szCs w:val="20"/>
-                <w:highlight w:val="yellow"/>
-                <w:shd w:val="clear" w:color="auto" w:fill="FFFFFF"/>
-                <w:lang w:val="en-US"/>
-              </w:rPr>
-              <w:t>"DD.MM.YYYY")</w:t>
-            </w:r>
-          </w:p>
-        </w:tc>
-      </w:tr>
-      <w:tr>
-        <w:trPr>
-          <w:jc w:val="center"/>
-        </w:trPr>
-        <w:tc>
-          <w:tcPr>
-            <w:tcW w:w="3539" w:type="dxa"/>
-            <w:shd w:val="clear" w:color="auto" w:fill="auto"/>
-            <w:vAlign w:val="center"/>
-          </w:tcPr>
-          <w:p>
-            <w:pPr>
-              <w:spacing w:before="120" w:after="120" w:line="240" w:lineRule="auto"/>
-              <w:rPr>
-                <w:rFonts w:ascii="Arial" w:hAnsi="Arial" w:cs="Arial"/>
-                <w:sz w:val="22"/>
-              </w:rPr>
-            </w:pPr>
-            <w:r>
-              <w:rPr>
-                <w:rFonts w:ascii="Arial" w:hAnsi="Arial" w:cs="Arial"/>
-                <w:sz w:val="22"/>
-              </w:rPr>
-              <w:t>9. Условия кондиционирования</w:t>
-            </w:r>
-          </w:p>
-        </w:tc>
-        <w:tc>
-          <w:tcPr>
-            <w:tcW w:w="6803" w:type="dxa"/>
+            <w:gridSpan w:val="2"/>
             <w:shd w:val="clear" w:color="auto" w:fill="auto"/>
             <w:vAlign w:val="center"/>
           </w:tcPr>
@@ -1050,6 +1082,7 @@
         <w:tc>
           <w:tcPr>
             <w:tcW w:w="6803" w:type="dxa"/>
+            <w:gridSpan w:val="2"/>
             <w:shd w:val="clear" w:color="auto" w:fill="auto"/>
             <w:vAlign w:val="center"/>
           </w:tcPr>
@@ -1094,6 +1127,7 @@
         <w:tc>
           <w:tcPr>
             <w:tcW w:w="6803" w:type="dxa"/>
+            <w:gridSpan w:val="2"/>
             <w:shd w:val="clear" w:color="auto" w:fill="auto"/>
             <w:vAlign w:val="center"/>
           </w:tcPr>
@@ -1139,6 +1173,7 @@
         <w:tc>
           <w:tcPr>
             <w:tcW w:w="6803" w:type="dxa"/>
+            <w:gridSpan w:val="2"/>
             <w:shd w:val="clear" w:color="auto" w:fill="auto"/>
             <w:vAlign w:val="center"/>
           </w:tcPr>
@@ -1427,6 +1462,7 @@
         <w:tc>
           <w:tcPr>
             <w:tcW w:w="6803" w:type="dxa"/>
+            <w:gridSpan w:val="2"/>
             <w:shd w:val="clear" w:color="auto" w:fill="auto"/>
             <w:vAlign w:val="center"/>
           </w:tcPr>
@@ -1473,6 +1509,7 @@
         <w:tc>
           <w:tcPr>
             <w:tcW w:w="6803" w:type="dxa"/>
+            <w:gridSpan w:val="2"/>
             <w:shd w:val="clear" w:color="auto" w:fill="auto"/>
             <w:vAlign w:val="center"/>
           </w:tcPr>
@@ -1527,8 +1564,6 @@
           <w:lang w:val="en-US"/>
         </w:rPr>
       </w:pPr>
-      <w:bookmarkStart w:id="0" w:name="_GoBack"/>
-      <w:bookmarkEnd w:id="0"/>
     </w:p>
     <w:p>
       <w:pPr>
@@ -3723,7 +3758,7 @@
 </file>
 
 <file path=customXml/itemProps1.xml><?xml version="1.0" encoding="utf-8"?>
-<ds:datastoreItem xmlns:ds="http://schemas.openxmlformats.org/officeDocument/2006/customXml" ds:itemID="{47F5F81C-B4DA-4F8A-9205-B546C1A3CED6}">
+<ds:datastoreItem xmlns:ds="http://schemas.openxmlformats.org/officeDocument/2006/customXml" ds:itemID="{C234B27C-117B-46B4-B090-4FDD5B33E81A}">
   <ds:schemaRefs>
     <ds:schemaRef ds:uri="http://schemas.openxmlformats.org/officeDocument/2006/bibliography"/>
   </ds:schemaRefs>
